--- a/03_Outputs/final scripts/ru/Module 7/7.1.0-ru.docx
+++ b/03_Outputs/final scripts/ru/Module 7/7.1.0-ru.docx
@@ -14,7 +14,7 @@
     </w:p>
     <w:p>
       <w:r>
-        <w:t xml:space="preserve">В этой главе мы сосредоточимся на том, как надежные и точные данные влияют на формирование эффективных климатических и энергетических стратегий. Доказательства необходимы на каждом этапе разработки политики: от диагностики проблем и постановки целей до отслеживания прогресса и оценки результатов. Без них инициативы рискуют не соответствовать реальным потребностям.  </w:t>
+        <w:t xml:space="preserve">В этой главе мы сосредоточимся на том, как надежные и точные данные влияют на формирование эффективной климатической и энергетической политики. Доказательства необходимы на каждом этапе разработки политики: от диагностики проблем и постановки целей до отслеживания прогресса и оценки результатов. Без них инициативы рискуют не соответствовать реальным потребностям.  </w:t>
       </w:r>
     </w:p>
     <w:p>
@@ -34,7 +34,7 @@
     </w:p>
     <w:p>
       <w:r>
-        <w:t xml:space="preserve">Проходя через эту главу, вы увидите, как каждый этап цепочки ценности данных — сбор, обработка и применение — влияет на эффективность энергетической политики. Вы также изучите практические способы устранения пробелов в инфраструктуре и возможностях, а также то, как эти улучшения могут сделать энергетические системы более устойчивыми и справедливыми.  </w:t>
+        <w:t xml:space="preserve">Проходя по этой главе, вы увидите, как каждый этап цепочки ценности данных — сбор, обработка и применение — влияет на эффективность энергетической политики. Вы также изучите практические способы устранения пробелов в инфраструктуре и возможностях, а также то, как эти улучшения могут сделать энергетические системы более устойчивыми и справедливыми.  </w:t>
       </w:r>
     </w:p>
     <w:p>
